--- a/Python_theory/Python-list.docx
+++ b/Python_theory/Python-list.docx
@@ -19,30 +19,18 @@
       </w:r>
       <w:r>
         <w:br/>
-      </w:r>
-      <w:proofErr w:type="spellStart"/>
-      <w:r>
-        <w:t>stock_prices</w:t>
-      </w:r>
-      <w:proofErr w:type="spellEnd"/>
-      <w:r>
-        <w:t xml:space="preserve"> = []</w:t>
-      </w:r>
-      <w:r>
-        <w:br/>
-      </w:r>
-    </w:p>
-    <w:p>
-      <w:pPr>
-        <w:pStyle w:val="NoSpacing"/>
-      </w:pPr>
-      <w:proofErr w:type="spellStart"/>
-      <w:r>
-        <w:t>stock_prices</w:t>
-      </w:r>
-      <w:proofErr w:type="spellEnd"/>
-      <w:r>
-        <w:t>. Append (</w:t>
+        <w:t>stock_prices = []</w:t>
+      </w:r>
+      <w:r>
+        <w:br/>
+      </w:r>
+    </w:p>
+    <w:p>
+      <w:pPr>
+        <w:pStyle w:val="NoSpacing"/>
+      </w:pPr>
+      <w:r>
+        <w:t>stock_prices. Append (</w:t>
       </w:r>
       <w:r>
         <w:t>298)</w:t>
@@ -50,13 +38,8 @@
       <w:r>
         <w:br/>
       </w:r>
-      <w:proofErr w:type="spellStart"/>
-      <w:r>
-        <w:t>stock_prices</w:t>
-      </w:r>
-      <w:proofErr w:type="spellEnd"/>
-      <w:r>
-        <w:t>. Append (</w:t>
+      <w:r>
+        <w:t>stock_prices. Append (</w:t>
       </w:r>
       <w:r>
         <w:t>305)</w:t>
@@ -66,13 +49,8 @@
       <w:pPr>
         <w:pStyle w:val="NoSpacing"/>
       </w:pPr>
-      <w:proofErr w:type="spellStart"/>
-      <w:r>
-        <w:t>stock_prices</w:t>
-      </w:r>
-      <w:proofErr w:type="spellEnd"/>
-      <w:r>
-        <w:t>. Append (</w:t>
+      <w:r>
+        <w:t>stock_prices. Append (</w:t>
       </w:r>
       <w:r>
         <w:t>320)</w:t>
@@ -82,17 +60,10 @@
       </w:r>
       <w:r>
         <w:br/>
-      </w:r>
-      <w:proofErr w:type="spellStart"/>
-      <w:r>
         <w:t>stock_</w:t>
       </w:r>
       <w:r>
-        <w:t>prices</w:t>
-      </w:r>
-      <w:proofErr w:type="spellEnd"/>
-      <w:r>
-        <w:t xml:space="preserve"> =</w:t>
+        <w:t>prices =</w:t>
       </w:r>
       <w:r>
         <w:t xml:space="preserve"> 298,305,320</w:t>
@@ -107,13 +78,8 @@
       <w:pPr>
         <w:pStyle w:val="NoSpacing"/>
       </w:pPr>
-      <w:proofErr w:type="spellStart"/>
-      <w:r>
-        <w:t>stock_prices</w:t>
-      </w:r>
-      <w:proofErr w:type="spellEnd"/>
-      <w:r>
-        <w:t>. Insert (</w:t>
+      <w:r>
+        <w:t>stock_prices. Insert (</w:t>
       </w:r>
       <w:r>
         <w:t>1,284) -&gt; inserts in the position-1</w:t>
@@ -131,16 +97,11 @@
       <w:pPr>
         <w:pStyle w:val="NoSpacing"/>
       </w:pPr>
-      <w:proofErr w:type="spellStart"/>
       <w:r>
         <w:t>stock_</w:t>
       </w:r>
       <w:r>
-        <w:t>prices</w:t>
-      </w:r>
-      <w:proofErr w:type="spellEnd"/>
-      <w:r>
-        <w:t xml:space="preserve"> =</w:t>
+        <w:t>prices =</w:t>
       </w:r>
       <w:r>
         <w:t xml:space="preserve"> 298,</w:t>
@@ -170,13 +131,17 @@
       <w:r>
         <w:br/>
       </w:r>
-      <w:proofErr w:type="gramStart"/>
       <w:r>
         <w:t>Let’s</w:t>
       </w:r>
-      <w:proofErr w:type="gramEnd"/>
-      <w:r>
-        <w:t xml:space="preserve"> say you have full capacity and you want to insert 301</w:t>
+      <w:r>
+        <w:t xml:space="preserve"> say you have full </w:t>
+      </w:r>
+      <w:r>
+        <w:t>capacity,</w:t>
+      </w:r>
+      <w:r>
+        <w:t xml:space="preserve"> and you want to insert 301</w:t>
       </w:r>
       <w:r>
         <w:br/>
@@ -374,15 +339,7 @@
       </w:r>
       <w:r>
         <w:br/>
-        <w:t xml:space="preserve">Insert Element at the beginning = </w:t>
-      </w:r>
-      <w:proofErr w:type="gramStart"/>
-      <w:r>
-        <w:t>O(</w:t>
-      </w:r>
-      <w:proofErr w:type="gramEnd"/>
-      <w:r>
-        <w:t>1)</w:t>
+        <w:t>Insert Element at the beginning = O(1)</w:t>
       </w:r>
       <w:r>
         <w:br/>
@@ -404,15 +361,7 @@
       </w:r>
       <w:r>
         <w:br/>
-        <w:t xml:space="preserve">1. You </w:t>
-      </w:r>
-      <w:proofErr w:type="gramStart"/>
-      <w:r>
-        <w:t>don’t</w:t>
-      </w:r>
-      <w:proofErr w:type="gramEnd"/>
-      <w:r>
-        <w:t xml:space="preserve"> need to pre-allocate space</w:t>
+        <w:t>1. You don’t need to pre-allocate space</w:t>
       </w:r>
       <w:r>
         <w:br/>
@@ -429,6 +378,22 @@
       <w:r>
         <w:br/>
         <w:t>5. Links to Next Element</w:t>
+      </w:r>
+    </w:p>
+    <w:p>
+      <w:pPr>
+        <w:pStyle w:val="NoSpacing"/>
+      </w:pPr>
+      <w:r>
+        <w:t>6. Forward traversal only</w:t>
+      </w:r>
+    </w:p>
+    <w:p>
+      <w:pPr>
+        <w:pStyle w:val="NoSpacing"/>
+      </w:pPr>
+      <w:r>
+        <w:t>7.Efficient for insertions/deletions at the head but inefficient for searching and backward traversal</w:t>
       </w:r>
     </w:p>
     <w:p>
@@ -480,13 +445,8 @@
         <w:pStyle w:val="NoSpacing"/>
       </w:pPr>
       <w:r>
-        <w:t>&gt;0*00D</w:t>
-      </w:r>
-      <w:proofErr w:type="gramStart"/>
-      <w:r>
-        <w:t>7,430,NULL</w:t>
-      </w:r>
-      <w:proofErr w:type="gramEnd"/>
+        <w:t>&gt;0*00D7,430,NULL</w:t>
+      </w:r>
       <w:r>
         <w:br/>
       </w:r>
@@ -513,14 +473,21 @@
       <w:r>
         <w:t>3.</w:t>
       </w:r>
-    </w:p>
-    <w:p>
-      <w:pPr>
-        <w:pStyle w:val="NoSpacing"/>
-      </w:pPr>
-      <w:r>
+      <w:r>
+        <w:t>Faster deletion since we can traverse backward also</w:t>
+      </w:r>
+    </w:p>
+    <w:p>
+      <w:pPr>
+        <w:pStyle w:val="NoSpacing"/>
+      </w:pPr>
+      <w:r>
+        <w:lastRenderedPageBreak/>
         <w:t>4.</w:t>
       </w:r>
+      <w:r>
+        <w:t>requires more memory due to the extra pointer</w:t>
+      </w:r>
     </w:p>
     <w:p>
       <w:pPr>
@@ -534,6 +501,20 @@
       <w:pPr>
         <w:pStyle w:val="NoSpacing"/>
       </w:pPr>
+    </w:p>
+    <w:p>
+      <w:pPr>
+        <w:pStyle w:val="NoSpacing"/>
+      </w:pPr>
+      <w:r>
+        <w:t>Single Linked List</w:t>
+      </w:r>
+      <w:r>
+        <w:br/>
+      </w:r>
+      <w:r>
+        <w:tab/>
+      </w:r>
     </w:p>
     <w:tbl>
       <w:tblPr>
@@ -556,25 +537,20 @@
               <w:pStyle w:val="NoSpacing"/>
             </w:pPr>
             <w:r>
-              <w:t>Indexing</w:t>
-            </w:r>
-          </w:p>
-        </w:tc>
-        <w:tc>
-          <w:tcPr>
-            <w:tcW w:w="3005" w:type="dxa"/>
-          </w:tcPr>
-          <w:p>
-            <w:pPr>
-              <w:pStyle w:val="NoSpacing"/>
-            </w:pPr>
-            <w:proofErr w:type="gramStart"/>
-            <w:r>
-              <w:t>O(</w:t>
-            </w:r>
-            <w:proofErr w:type="gramEnd"/>
-            <w:r>
-              <w:t>1)</w:t>
+              <w:t>Operation</w:t>
+            </w:r>
+          </w:p>
+        </w:tc>
+        <w:tc>
+          <w:tcPr>
+            <w:tcW w:w="3005" w:type="dxa"/>
+          </w:tcPr>
+          <w:p>
+            <w:pPr>
+              <w:pStyle w:val="NoSpacing"/>
+            </w:pPr>
+            <w:r>
+              <w:t>Time Complexity</w:t>
             </w:r>
           </w:p>
         </w:tc>
@@ -586,9 +562,6 @@
             <w:pPr>
               <w:pStyle w:val="NoSpacing"/>
             </w:pPr>
-            <w:r>
-              <w:t>O(n)</w:t>
-            </w:r>
           </w:p>
         </w:tc>
       </w:tr>
@@ -602,28 +575,20 @@
               <w:pStyle w:val="NoSpacing"/>
             </w:pPr>
             <w:r>
-              <w:t xml:space="preserve">Insert/Delete Element </w:t>
-            </w:r>
-            <w:proofErr w:type="gramStart"/>
-            <w:r>
-              <w:t>At</w:t>
-            </w:r>
-            <w:proofErr w:type="gramEnd"/>
-            <w:r>
-              <w:t xml:space="preserve"> Start</w:t>
-            </w:r>
-          </w:p>
-        </w:tc>
-        <w:tc>
-          <w:tcPr>
-            <w:tcW w:w="3005" w:type="dxa"/>
-          </w:tcPr>
-          <w:p>
-            <w:pPr>
-              <w:pStyle w:val="NoSpacing"/>
-            </w:pPr>
-            <w:r>
-              <w:t>O(n)</w:t>
+              <w:t>Insert at Head</w:t>
+            </w:r>
+          </w:p>
+        </w:tc>
+        <w:tc>
+          <w:tcPr>
+            <w:tcW w:w="3005" w:type="dxa"/>
+          </w:tcPr>
+          <w:p>
+            <w:pPr>
+              <w:pStyle w:val="NoSpacing"/>
+            </w:pPr>
+            <w:r>
+              <w:t>O(1)</w:t>
             </w:r>
           </w:p>
         </w:tc>
@@ -635,14 +600,6 @@
             <w:pPr>
               <w:pStyle w:val="NoSpacing"/>
             </w:pPr>
-            <w:proofErr w:type="gramStart"/>
-            <w:r>
-              <w:t>O(</w:t>
-            </w:r>
-            <w:proofErr w:type="gramEnd"/>
-            <w:r>
-              <w:t>1)</w:t>
-            </w:r>
           </w:p>
         </w:tc>
       </w:tr>
@@ -656,33 +613,20 @@
               <w:pStyle w:val="NoSpacing"/>
             </w:pPr>
             <w:r>
-              <w:t xml:space="preserve">Insert/Delete Element </w:t>
-            </w:r>
-            <w:proofErr w:type="gramStart"/>
-            <w:r>
-              <w:t>At</w:t>
-            </w:r>
-            <w:proofErr w:type="gramEnd"/>
-            <w:r>
-              <w:t xml:space="preserve"> End</w:t>
-            </w:r>
-          </w:p>
-        </w:tc>
-        <w:tc>
-          <w:tcPr>
-            <w:tcW w:w="3005" w:type="dxa"/>
-          </w:tcPr>
-          <w:p>
-            <w:pPr>
-              <w:pStyle w:val="NoSpacing"/>
-            </w:pPr>
-            <w:proofErr w:type="gramStart"/>
-            <w:r>
-              <w:t>O(</w:t>
-            </w:r>
-            <w:proofErr w:type="gramEnd"/>
-            <w:r>
-              <w:t>1)- amortized</w:t>
+              <w:t>Insert at Tail</w:t>
+            </w:r>
+          </w:p>
+        </w:tc>
+        <w:tc>
+          <w:tcPr>
+            <w:tcW w:w="3005" w:type="dxa"/>
+          </w:tcPr>
+          <w:p>
+            <w:pPr>
+              <w:pStyle w:val="NoSpacing"/>
+            </w:pPr>
+            <w:r>
+              <w:t>O(n)</w:t>
             </w:r>
           </w:p>
         </w:tc>
@@ -694,9 +638,6 @@
             <w:pPr>
               <w:pStyle w:val="NoSpacing"/>
             </w:pPr>
-            <w:r>
-              <w:t>O(n)</w:t>
-            </w:r>
           </w:p>
         </w:tc>
       </w:tr>
@@ -710,7 +651,7 @@
               <w:pStyle w:val="NoSpacing"/>
             </w:pPr>
             <w:r>
-              <w:t>Insert Element in Middle</w:t>
+              <w:t>Search</w:t>
             </w:r>
           </w:p>
         </w:tc>
@@ -735,9 +676,6 @@
             <w:pPr>
               <w:pStyle w:val="NoSpacing"/>
             </w:pPr>
-            <w:r>
-              <w:t>O(n)</w:t>
-            </w:r>
           </w:p>
         </w:tc>
       </w:tr>
@@ -750,16 +688,22 @@
             <w:pPr>
               <w:pStyle w:val="NoSpacing"/>
             </w:pPr>
-          </w:p>
-        </w:tc>
-        <w:tc>
-          <w:tcPr>
-            <w:tcW w:w="3005" w:type="dxa"/>
-          </w:tcPr>
-          <w:p>
-            <w:pPr>
-              <w:pStyle w:val="NoSpacing"/>
-            </w:pPr>
+            <w:r>
+              <w:t>Delete</w:t>
+            </w:r>
+          </w:p>
+        </w:tc>
+        <w:tc>
+          <w:tcPr>
+            <w:tcW w:w="3005" w:type="dxa"/>
+          </w:tcPr>
+          <w:p>
+            <w:pPr>
+              <w:pStyle w:val="NoSpacing"/>
+            </w:pPr>
+            <w:r>
+              <w:t>O(n)</w:t>
+            </w:r>
           </w:p>
         </w:tc>
         <w:tc>
@@ -778,6 +722,674 @@
       <w:pPr>
         <w:pStyle w:val="NoSpacing"/>
       </w:pPr>
+      <w:r>
+        <w:br/>
+        <w:t>DoubleLinkedList</w:t>
+      </w:r>
+      <w:r>
+        <w:br/>
+      </w:r>
+      <w:r>
+        <w:br/>
+      </w:r>
+    </w:p>
+    <w:tbl>
+      <w:tblPr>
+        <w:tblStyle w:val="TableGrid"/>
+        <w:tblW w:w="0" w:type="auto"/>
+        <w:tblLook w:val="04A0" w:firstRow="1" w:lastRow="0" w:firstColumn="1" w:lastColumn="0" w:noHBand="0" w:noVBand="1"/>
+      </w:tblPr>
+      <w:tblGrid>
+        <w:gridCol w:w="3005"/>
+        <w:gridCol w:w="3005"/>
+        <w:gridCol w:w="3006"/>
+      </w:tblGrid>
+      <w:tr>
+        <w:tc>
+          <w:tcPr>
+            <w:tcW w:w="3005" w:type="dxa"/>
+          </w:tcPr>
+          <w:p>
+            <w:pPr>
+              <w:pStyle w:val="NoSpacing"/>
+            </w:pPr>
+            <w:r>
+              <w:t>Operation</w:t>
+            </w:r>
+          </w:p>
+        </w:tc>
+        <w:tc>
+          <w:tcPr>
+            <w:tcW w:w="3005" w:type="dxa"/>
+          </w:tcPr>
+          <w:p>
+            <w:pPr>
+              <w:pStyle w:val="NoSpacing"/>
+            </w:pPr>
+            <w:r>
+              <w:t>TimeComplexity</w:t>
+            </w:r>
+          </w:p>
+        </w:tc>
+        <w:tc>
+          <w:tcPr>
+            <w:tcW w:w="3006" w:type="dxa"/>
+          </w:tcPr>
+          <w:p>
+            <w:pPr>
+              <w:pStyle w:val="NoSpacing"/>
+            </w:pPr>
+          </w:p>
+        </w:tc>
+      </w:tr>
+      <w:tr>
+        <w:tc>
+          <w:tcPr>
+            <w:tcW w:w="3005" w:type="dxa"/>
+          </w:tcPr>
+          <w:p>
+            <w:pPr>
+              <w:pStyle w:val="NoSpacing"/>
+            </w:pPr>
+            <w:r>
+              <w:t>Insert at Head</w:t>
+            </w:r>
+          </w:p>
+        </w:tc>
+        <w:tc>
+          <w:tcPr>
+            <w:tcW w:w="3005" w:type="dxa"/>
+          </w:tcPr>
+          <w:p>
+            <w:pPr>
+              <w:pStyle w:val="NoSpacing"/>
+            </w:pPr>
+            <w:r>
+              <w:t>O(1)</w:t>
+            </w:r>
+          </w:p>
+        </w:tc>
+        <w:tc>
+          <w:tcPr>
+            <w:tcW w:w="3006" w:type="dxa"/>
+          </w:tcPr>
+          <w:p>
+            <w:pPr>
+              <w:pStyle w:val="NoSpacing"/>
+            </w:pPr>
+          </w:p>
+        </w:tc>
+      </w:tr>
+      <w:tr>
+        <w:tc>
+          <w:tcPr>
+            <w:tcW w:w="3005" w:type="dxa"/>
+          </w:tcPr>
+          <w:p>
+            <w:pPr>
+              <w:pStyle w:val="NoSpacing"/>
+            </w:pPr>
+            <w:r>
+              <w:t>Insert at Tail</w:t>
+            </w:r>
+          </w:p>
+        </w:tc>
+        <w:tc>
+          <w:tcPr>
+            <w:tcW w:w="3005" w:type="dxa"/>
+          </w:tcPr>
+          <w:p>
+            <w:pPr>
+              <w:pStyle w:val="NoSpacing"/>
+            </w:pPr>
+            <w:r>
+              <w:t>O(n)</w:t>
+            </w:r>
+          </w:p>
+        </w:tc>
+        <w:tc>
+          <w:tcPr>
+            <w:tcW w:w="3006" w:type="dxa"/>
+          </w:tcPr>
+          <w:p>
+            <w:pPr>
+              <w:pStyle w:val="NoSpacing"/>
+            </w:pPr>
+          </w:p>
+        </w:tc>
+      </w:tr>
+      <w:tr>
+        <w:tc>
+          <w:tcPr>
+            <w:tcW w:w="3005" w:type="dxa"/>
+          </w:tcPr>
+          <w:p>
+            <w:pPr>
+              <w:pStyle w:val="NoSpacing"/>
+            </w:pPr>
+            <w:r>
+              <w:t>Search</w:t>
+            </w:r>
+          </w:p>
+        </w:tc>
+        <w:tc>
+          <w:tcPr>
+            <w:tcW w:w="3005" w:type="dxa"/>
+          </w:tcPr>
+          <w:p>
+            <w:pPr>
+              <w:pStyle w:val="NoSpacing"/>
+            </w:pPr>
+            <w:r>
+              <w:t>O(n)</w:t>
+            </w:r>
+          </w:p>
+        </w:tc>
+        <w:tc>
+          <w:tcPr>
+            <w:tcW w:w="3006" w:type="dxa"/>
+          </w:tcPr>
+          <w:p>
+            <w:pPr>
+              <w:pStyle w:val="NoSpacing"/>
+            </w:pPr>
+          </w:p>
+        </w:tc>
+      </w:tr>
+      <w:tr>
+        <w:tc>
+          <w:tcPr>
+            <w:tcW w:w="3005" w:type="dxa"/>
+          </w:tcPr>
+          <w:p>
+            <w:pPr>
+              <w:pStyle w:val="NoSpacing"/>
+            </w:pPr>
+            <w:r>
+              <w:t>Delete</w:t>
+            </w:r>
+          </w:p>
+        </w:tc>
+        <w:tc>
+          <w:tcPr>
+            <w:tcW w:w="3005" w:type="dxa"/>
+          </w:tcPr>
+          <w:p>
+            <w:pPr>
+              <w:pStyle w:val="NoSpacing"/>
+            </w:pPr>
+            <w:r>
+              <w:t>O(1)</w:t>
+            </w:r>
+          </w:p>
+        </w:tc>
+        <w:tc>
+          <w:tcPr>
+            <w:tcW w:w="3006" w:type="dxa"/>
+          </w:tcPr>
+          <w:p>
+            <w:pPr>
+              <w:pStyle w:val="NoSpacing"/>
+            </w:pPr>
+          </w:p>
+        </w:tc>
+      </w:tr>
+    </w:tbl>
+    <w:p>
+      <w:pPr>
+        <w:pStyle w:val="NoSpacing"/>
+      </w:pPr>
+    </w:p>
+    <w:p>
+      <w:pPr>
+        <w:pStyle w:val="NoSpacing"/>
+      </w:pPr>
+    </w:p>
+    <w:tbl>
+      <w:tblPr>
+        <w:tblStyle w:val="TableGrid"/>
+        <w:tblW w:w="0" w:type="auto"/>
+        <w:tblLook w:val="04A0" w:firstRow="1" w:lastRow="0" w:firstColumn="1" w:lastColumn="0" w:noHBand="0" w:noVBand="1"/>
+      </w:tblPr>
+      <w:tblGrid>
+        <w:gridCol w:w="3005"/>
+        <w:gridCol w:w="3005"/>
+        <w:gridCol w:w="3006"/>
+      </w:tblGrid>
+      <w:tr>
+        <w:tc>
+          <w:tcPr>
+            <w:tcW w:w="3005" w:type="dxa"/>
+          </w:tcPr>
+          <w:p>
+            <w:pPr>
+              <w:pStyle w:val="NoSpacing"/>
+            </w:pPr>
+            <w:r>
+              <w:t>Feature</w:t>
+            </w:r>
+          </w:p>
+        </w:tc>
+        <w:tc>
+          <w:tcPr>
+            <w:tcW w:w="3005" w:type="dxa"/>
+          </w:tcPr>
+          <w:p>
+            <w:pPr>
+              <w:pStyle w:val="NoSpacing"/>
+            </w:pPr>
+            <w:r>
+              <w:t>Single LinkedList</w:t>
+            </w:r>
+          </w:p>
+        </w:tc>
+        <w:tc>
+          <w:tcPr>
+            <w:tcW w:w="3006" w:type="dxa"/>
+          </w:tcPr>
+          <w:p>
+            <w:pPr>
+              <w:pStyle w:val="NoSpacing"/>
+            </w:pPr>
+            <w:r>
+              <w:t>Double Linked List</w:t>
+            </w:r>
+          </w:p>
+        </w:tc>
+      </w:tr>
+      <w:tr>
+        <w:tc>
+          <w:tcPr>
+            <w:tcW w:w="3005" w:type="dxa"/>
+          </w:tcPr>
+          <w:p>
+            <w:pPr>
+              <w:pStyle w:val="NoSpacing"/>
+            </w:pPr>
+            <w:r>
+              <w:t>Node Structure</w:t>
+            </w:r>
+          </w:p>
+        </w:tc>
+        <w:tc>
+          <w:tcPr>
+            <w:tcW w:w="3005" w:type="dxa"/>
+          </w:tcPr>
+          <w:p>
+            <w:pPr>
+              <w:pStyle w:val="NoSpacing"/>
+            </w:pPr>
+            <w:r>
+              <w:t>data + next</w:t>
+            </w:r>
+          </w:p>
+        </w:tc>
+        <w:tc>
+          <w:tcPr>
+            <w:tcW w:w="3006" w:type="dxa"/>
+          </w:tcPr>
+          <w:p>
+            <w:pPr>
+              <w:pStyle w:val="NoSpacing"/>
+            </w:pPr>
+            <w:r>
+              <w:t>Data + prev + next</w:t>
+            </w:r>
+          </w:p>
+        </w:tc>
+      </w:tr>
+      <w:tr>
+        <w:tc>
+          <w:tcPr>
+            <w:tcW w:w="3005" w:type="dxa"/>
+          </w:tcPr>
+          <w:p>
+            <w:pPr>
+              <w:pStyle w:val="NoSpacing"/>
+            </w:pPr>
+            <w:r>
+              <w:t>Memory Usage</w:t>
+            </w:r>
+          </w:p>
+        </w:tc>
+        <w:tc>
+          <w:tcPr>
+            <w:tcW w:w="3005" w:type="dxa"/>
+          </w:tcPr>
+          <w:p>
+            <w:pPr>
+              <w:pStyle w:val="NoSpacing"/>
+            </w:pPr>
+            <w:r>
+              <w:t>Less(Stores one pointer)</w:t>
+            </w:r>
+          </w:p>
+        </w:tc>
+        <w:tc>
+          <w:tcPr>
+            <w:tcW w:w="3006" w:type="dxa"/>
+          </w:tcPr>
+          <w:p>
+            <w:pPr>
+              <w:pStyle w:val="NoSpacing"/>
+            </w:pPr>
+            <w:r>
+              <w:t>More(Stores two pointers)</w:t>
+            </w:r>
+          </w:p>
+        </w:tc>
+      </w:tr>
+      <w:tr>
+        <w:tc>
+          <w:tcPr>
+            <w:tcW w:w="3005" w:type="dxa"/>
+          </w:tcPr>
+          <w:p>
+            <w:pPr>
+              <w:pStyle w:val="NoSpacing"/>
+            </w:pPr>
+            <w:r>
+              <w:t>Traversal</w:t>
+            </w:r>
+          </w:p>
+        </w:tc>
+        <w:tc>
+          <w:tcPr>
+            <w:tcW w:w="3005" w:type="dxa"/>
+          </w:tcPr>
+          <w:p>
+            <w:pPr>
+              <w:pStyle w:val="NoSpacing"/>
+            </w:pPr>
+            <w:r>
+              <w:t>One direction only</w:t>
+            </w:r>
+          </w:p>
+        </w:tc>
+        <w:tc>
+          <w:tcPr>
+            <w:tcW w:w="3006" w:type="dxa"/>
+          </w:tcPr>
+          <w:p>
+            <w:pPr>
+              <w:pStyle w:val="NoSpacing"/>
+            </w:pPr>
+            <w:r>
+              <w:t>Both Directions</w:t>
+            </w:r>
+          </w:p>
+        </w:tc>
+      </w:tr>
+      <w:tr>
+        <w:tc>
+          <w:tcPr>
+            <w:tcW w:w="3005" w:type="dxa"/>
+          </w:tcPr>
+          <w:p>
+            <w:pPr>
+              <w:pStyle w:val="NoSpacing"/>
+            </w:pPr>
+            <w:r>
+              <w:t>Insertion at Head</w:t>
+            </w:r>
+          </w:p>
+        </w:tc>
+        <w:tc>
+          <w:tcPr>
+            <w:tcW w:w="3005" w:type="dxa"/>
+          </w:tcPr>
+          <w:p>
+            <w:pPr>
+              <w:pStyle w:val="NoSpacing"/>
+            </w:pPr>
+            <w:r>
+              <w:t>O(1)</w:t>
+            </w:r>
+          </w:p>
+        </w:tc>
+        <w:tc>
+          <w:tcPr>
+            <w:tcW w:w="3006" w:type="dxa"/>
+          </w:tcPr>
+          <w:p>
+            <w:pPr>
+              <w:pStyle w:val="NoSpacing"/>
+            </w:pPr>
+            <w:r>
+              <w:t>O(1)</w:t>
+            </w:r>
+          </w:p>
+        </w:tc>
+      </w:tr>
+      <w:tr>
+        <w:tc>
+          <w:tcPr>
+            <w:tcW w:w="3005" w:type="dxa"/>
+          </w:tcPr>
+          <w:p>
+            <w:pPr>
+              <w:pStyle w:val="NoSpacing"/>
+            </w:pPr>
+            <w:r>
+              <w:t>Insertion at Tail</w:t>
+            </w:r>
+          </w:p>
+        </w:tc>
+        <w:tc>
+          <w:tcPr>
+            <w:tcW w:w="3005" w:type="dxa"/>
+          </w:tcPr>
+          <w:p>
+            <w:pPr>
+              <w:pStyle w:val="NoSpacing"/>
+            </w:pPr>
+            <w:r>
+              <w:t>O(N)</w:t>
+            </w:r>
+          </w:p>
+        </w:tc>
+        <w:tc>
+          <w:tcPr>
+            <w:tcW w:w="3006" w:type="dxa"/>
+          </w:tcPr>
+          <w:p>
+            <w:pPr>
+              <w:pStyle w:val="NoSpacing"/>
+            </w:pPr>
+            <w:r>
+              <w:t>O(N)</w:t>
+            </w:r>
+          </w:p>
+        </w:tc>
+      </w:tr>
+      <w:tr>
+        <w:tc>
+          <w:tcPr>
+            <w:tcW w:w="3005" w:type="dxa"/>
+          </w:tcPr>
+          <w:p>
+            <w:pPr>
+              <w:pStyle w:val="NoSpacing"/>
+            </w:pPr>
+            <w:r>
+              <w:t>Deletion</w:t>
+            </w:r>
+          </w:p>
+        </w:tc>
+        <w:tc>
+          <w:tcPr>
+            <w:tcW w:w="3005" w:type="dxa"/>
+          </w:tcPr>
+          <w:p>
+            <w:pPr>
+              <w:pStyle w:val="NoSpacing"/>
+            </w:pPr>
+            <w:r>
+              <w:t>O(N)</w:t>
+            </w:r>
+          </w:p>
+        </w:tc>
+        <w:tc>
+          <w:tcPr>
+            <w:tcW w:w="3006" w:type="dxa"/>
+          </w:tcPr>
+          <w:p>
+            <w:pPr>
+              <w:pStyle w:val="NoSpacing"/>
+            </w:pPr>
+            <w:r>
+              <w:t>O(1)( if node pointer is given)</w:t>
+            </w:r>
+          </w:p>
+        </w:tc>
+      </w:tr>
+      <w:tr>
+        <w:tc>
+          <w:tcPr>
+            <w:tcW w:w="3005" w:type="dxa"/>
+          </w:tcPr>
+          <w:p>
+            <w:pPr>
+              <w:pStyle w:val="NoSpacing"/>
+            </w:pPr>
+            <w:r>
+              <w:t>Searching</w:t>
+            </w:r>
+          </w:p>
+        </w:tc>
+        <w:tc>
+          <w:tcPr>
+            <w:tcW w:w="3005" w:type="dxa"/>
+          </w:tcPr>
+          <w:p>
+            <w:pPr>
+              <w:pStyle w:val="NoSpacing"/>
+            </w:pPr>
+            <w:r>
+              <w:t>O(N)</w:t>
+            </w:r>
+          </w:p>
+        </w:tc>
+        <w:tc>
+          <w:tcPr>
+            <w:tcW w:w="3006" w:type="dxa"/>
+          </w:tcPr>
+          <w:p>
+            <w:pPr>
+              <w:pStyle w:val="NoSpacing"/>
+            </w:pPr>
+            <w:r>
+              <w:t>O(N)</w:t>
+            </w:r>
+          </w:p>
+        </w:tc>
+      </w:tr>
+      <w:tr>
+        <w:tc>
+          <w:tcPr>
+            <w:tcW w:w="3005" w:type="dxa"/>
+          </w:tcPr>
+          <w:p>
+            <w:pPr>
+              <w:pStyle w:val="NoSpacing"/>
+            </w:pPr>
+            <w:r>
+              <w:t>Use Case</w:t>
+            </w:r>
+          </w:p>
+        </w:tc>
+        <w:tc>
+          <w:tcPr>
+            <w:tcW w:w="3005" w:type="dxa"/>
+          </w:tcPr>
+          <w:p>
+            <w:pPr>
+              <w:pStyle w:val="NoSpacing"/>
+            </w:pPr>
+            <w:r>
+              <w:t>Simple Dynamic Lists</w:t>
+            </w:r>
+            <w:r>
+              <w:br/>
+            </w:r>
+            <w:r>
+              <w:br/>
+            </w:r>
+            <w:r>
+              <w:rPr>
+                <w:b/>
+                <w:bCs/>
+              </w:rPr>
+              <w:t>Good</w:t>
+            </w:r>
+            <w:r>
+              <w:br/>
+              <w:t>best for memory</w:t>
+            </w:r>
+            <w:r>
+              <w:br/>
+              <w:t>best for stack (push/pop at head)</w:t>
+            </w:r>
+            <w:r>
+              <w:rPr>
+                <w:b/>
+                <w:bCs/>
+              </w:rPr>
+              <w:br/>
+              <w:t>Bad</w:t>
+            </w:r>
+            <w:r>
+              <w:rPr>
+                <w:b/>
+                <w:bCs/>
+              </w:rPr>
+              <w:br/>
+            </w:r>
+            <w:r>
+              <w:t>Need to traverse both directions</w:t>
+            </w:r>
+            <w:r>
+              <w:t>. Not possible</w:t>
+            </w:r>
+            <w:r>
+              <w:br/>
+              <w:t>Frequent deletions O(n) complexity</w:t>
+            </w:r>
+            <w:r>
+              <w:br/>
+              <w:t>Implementing LRU Cache - Inefficient</w:t>
+            </w:r>
+            <w:r>
+              <w:br/>
+            </w:r>
+          </w:p>
+        </w:tc>
+        <w:tc>
+          <w:tcPr>
+            <w:tcW w:w="3006" w:type="dxa"/>
+          </w:tcPr>
+          <w:p>
+            <w:pPr>
+              <w:pStyle w:val="NoSpacing"/>
+            </w:pPr>
+            <w:r>
+              <w:t>Frequent insert/delete</w:t>
+            </w:r>
+            <w:r>
+              <w:br/>
+            </w:r>
+            <w:r>
+              <w:br/>
+              <w:t>Vice versa</w:t>
+            </w:r>
+          </w:p>
+        </w:tc>
+      </w:tr>
+    </w:tbl>
+    <w:p>
+      <w:pPr>
+        <w:pStyle w:val="NoSpacing"/>
+      </w:pPr>
     </w:p>
     <w:p>
       <w:pPr>
@@ -811,6 +1423,9 @@
       </w:r>
       <w:r>
         <w:br/>
+      </w:r>
+      <w:r>
+        <w:lastRenderedPageBreak/>
         <w:t>* Insert element in middle is O(n)</w:t>
       </w:r>
       <w:r>
@@ -990,109 +1605,43 @@
       </w:r>
       <w:r>
         <w:br/>
-        <w:t xml:space="preserve">Given an array of strings str group the </w:t>
-      </w:r>
-      <w:proofErr w:type="spellStart"/>
-      <w:r>
-        <w:t>Anangrams</w:t>
-      </w:r>
-      <w:proofErr w:type="spellEnd"/>
-      <w:r>
-        <w:t xml:space="preserve"> together</w:t>
-      </w:r>
-      <w:r>
-        <w:br/>
-      </w:r>
-      <w:r>
-        <w:br/>
-        <w:t>I/P strs=[“eat”,”tea”,”tan”,”ate”,”</w:t>
-      </w:r>
-      <w:proofErr w:type="spellStart"/>
-      <w:r>
-        <w:t>nat</w:t>
-      </w:r>
-      <w:proofErr w:type="spellEnd"/>
-      <w:r>
-        <w:t>”,”bat”]</w:t>
-      </w:r>
-      <w:r>
-        <w:br/>
-        <w:t>O/P strs: [[“bat”],[“</w:t>
-      </w:r>
-      <w:proofErr w:type="spellStart"/>
-      <w:r>
-        <w:t>nat</w:t>
-      </w:r>
-      <w:proofErr w:type="spellEnd"/>
-      <w:r>
-        <w:t>”,”tan”],[“</w:t>
-      </w:r>
-      <w:proofErr w:type="spellStart"/>
-      <w:r>
-        <w:t>ate”,”eat”,”tea</w:t>
-      </w:r>
-      <w:proofErr w:type="spellEnd"/>
-      <w:r>
-        <w:t>”]]</w:t>
-      </w:r>
-    </w:p>
-    <w:p>
-      <w:pPr>
-        <w:pStyle w:val="NoSpacing"/>
-      </w:pPr>
-    </w:p>
-    <w:p>
-      <w:pPr>
-        <w:pStyle w:val="NoSpacing"/>
-      </w:pPr>
-      <w:r>
-        <w:t xml:space="preserve">from collections import </w:t>
-      </w:r>
-      <w:proofErr w:type="spellStart"/>
-      <w:r>
-        <w:t>defaultdict</w:t>
-      </w:r>
-      <w:proofErr w:type="spellEnd"/>
+        <w:t>Given an array of strings str group the Anangrams together</w:t>
+      </w:r>
+      <w:r>
+        <w:br/>
+      </w:r>
+      <w:r>
+        <w:br/>
+        <w:t>I/P strs=[“eat”,”tea”,”tan”,”ate”,”nat”,”bat”]</w:t>
+      </w:r>
+      <w:r>
+        <w:br/>
+        <w:t>O/P strs: [[“bat”],[“nat”,”tan”],[“ate”,”eat”,”tea”]]</w:t>
+      </w:r>
+    </w:p>
+    <w:p>
+      <w:pPr>
+        <w:pStyle w:val="NoSpacing"/>
+      </w:pPr>
+    </w:p>
+    <w:p>
+      <w:pPr>
+        <w:pStyle w:val="NoSpacing"/>
+      </w:pPr>
+      <w:r>
+        <w:t>from collections import defaultdict</w:t>
+      </w:r>
       <w:r>
         <w:br/>
         <w:t>class Solution:</w:t>
       </w:r>
       <w:r>
         <w:br/>
-        <w:t xml:space="preserve">          def </w:t>
-      </w:r>
-      <w:proofErr w:type="spellStart"/>
-      <w:proofErr w:type="gramStart"/>
-      <w:r>
-        <w:t>groupAnangrams</w:t>
-      </w:r>
-      <w:proofErr w:type="spellEnd"/>
-      <w:r>
-        <w:t>(</w:t>
-      </w:r>
-      <w:proofErr w:type="gramEnd"/>
-      <w:r>
-        <w:t>self, strs: List[str]) -&gt; List[List[str]];</w:t>
-      </w:r>
-      <w:r>
-        <w:br/>
-        <w:t xml:space="preserve">                 </w:t>
-      </w:r>
-      <w:proofErr w:type="spellStart"/>
-      <w:r>
-        <w:t>anangram_map</w:t>
-      </w:r>
-      <w:proofErr w:type="spellEnd"/>
-      <w:r>
-        <w:t>=</w:t>
-      </w:r>
-      <w:proofErr w:type="spellStart"/>
-      <w:r>
-        <w:t>defaultdict</w:t>
-      </w:r>
-      <w:proofErr w:type="spellEnd"/>
-      <w:r>
-        <w:t>(list)</w:t>
+        <w:t xml:space="preserve">          def groupAnangrams(self, strs: List[str]) -&gt; List[List[str]];</w:t>
+      </w:r>
+      <w:r>
+        <w:br/>
+        <w:t xml:space="preserve">                 anangram_map=defaultdict(list)</w:t>
       </w:r>
       <w:r>
         <w:br/>
@@ -1111,73 +1660,85 @@
       </w:r>
       <w:r>
         <w:br/>
-        <w:t xml:space="preserve">                  </w:t>
-      </w:r>
-      <w:proofErr w:type="spellStart"/>
-      <w:r>
-        <w:t>sorted_s</w:t>
-      </w:r>
-      <w:proofErr w:type="spellEnd"/>
-      <w:r>
-        <w:t xml:space="preserve"> = tuple(sorted(s))</w:t>
-      </w:r>
-      <w:r>
-        <w:br/>
-        <w:t xml:space="preserve">                  </w:t>
-      </w:r>
-      <w:proofErr w:type="spellStart"/>
-      <w:r>
-        <w:t>anangram_map</w:t>
-      </w:r>
-      <w:proofErr w:type="spellEnd"/>
-      <w:r>
-        <w:t>[</w:t>
-      </w:r>
-      <w:proofErr w:type="spellStart"/>
-      <w:r>
-        <w:t>sorted_s</w:t>
-      </w:r>
-      <w:proofErr w:type="spellEnd"/>
-      <w:proofErr w:type="gramStart"/>
-      <w:r>
-        <w:t>].append</w:t>
-      </w:r>
-      <w:proofErr w:type="gramEnd"/>
-      <w:r>
-        <w:t>(s)</w:t>
-      </w:r>
-      <w:r>
-        <w:br/>
-      </w:r>
-      <w:r>
-        <w:br/>
-        <w:t xml:space="preserve">           for value in </w:t>
-      </w:r>
-      <w:proofErr w:type="spellStart"/>
-      <w:r>
-        <w:t>anangram_map</w:t>
-      </w:r>
-      <w:r>
-        <w:t>.values</w:t>
-      </w:r>
-      <w:proofErr w:type="spellEnd"/>
-      <w:r>
-        <w:t>():</w:t>
-      </w:r>
-      <w:r>
-        <w:br/>
-        <w:t xml:space="preserve">                  </w:t>
-      </w:r>
-      <w:proofErr w:type="spellStart"/>
-      <w:r>
-        <w:t>result.append</w:t>
-      </w:r>
-      <w:proofErr w:type="spellEnd"/>
-      <w:r>
-        <w:t>(value)</w:t>
-      </w:r>
-      <w:r>
-        <w:br/>
+        <w:t xml:space="preserve">                  sorted_s = tuple(sorted(s))</w:t>
+      </w:r>
+      <w:r>
+        <w:br/>
+        <w:t xml:space="preserve">                  anangram_map[sorted_s].append(s)</w:t>
+      </w:r>
+      <w:r>
+        <w:br/>
+      </w:r>
+      <w:r>
+        <w:br/>
+        <w:t xml:space="preserve">           for value in anangram_map.values():</w:t>
+      </w:r>
+      <w:r>
+        <w:br/>
+        <w:t xml:space="preserve">                  result.append(value)</w:t>
+      </w:r>
+      <w:r>
+        <w:br/>
+      </w:r>
+      <w:r>
+        <w:br/>
+      </w:r>
+      <w:r>
+        <w:br/>
+        <w:t xml:space="preserve">           return result</w:t>
+      </w:r>
+    </w:p>
+    <w:p>
+      <w:pPr>
+        <w:pStyle w:val="NoSpacing"/>
+      </w:pPr>
+    </w:p>
+    <w:p>
+      <w:pPr>
+        <w:pStyle w:val="NoSpacing"/>
+      </w:pPr>
+      <w:r>
+        <w:t>Beans -&gt; 1.85</w:t>
+      </w:r>
+      <w:r>
+        <w:br/>
+        <w:t>Corn   -&gt; 2.38</w:t>
+      </w:r>
+      <w:r>
+        <w:br/>
+        <w:t>Rice     -&gt; 1.92</w:t>
+      </w:r>
+      <w:r>
+        <w:br/>
+      </w:r>
+      <w:r>
+        <w:br/>
+        <w:t>Hash Function index=len(key)-1 ex : len(Beans)-1= 4</w:t>
+      </w:r>
+      <w:r>
+        <w:br/>
+        <w:t>Hash Function index=len(key)-1 ex : len(Corn)-1= 3</w:t>
+      </w:r>
+      <w:r>
+        <w:br/>
+        <w:t>Hash Function index=len(key)-1 ex : len(Rice)-1= 4</w:t>
+      </w:r>
+    </w:p>
+    <w:p>
+      <w:pPr>
+        <w:pStyle w:val="NoSpacing"/>
+      </w:pPr>
+    </w:p>
+    <w:p>
+      <w:pPr>
+        <w:pStyle w:val="NoSpacing"/>
+      </w:pPr>
+      <w:r>
+        <w:t>As collision happens take a better Hash Function</w:t>
+      </w:r>
+      <w:r>
+        <w:br/>
+        <w:t>index = sum(ASCII value for each letter in key) % 5</w:t>
       </w:r>
       <w:r>
         <w:br/>
@@ -1185,101 +1746,6 @@
       <w:r>
         <w:lastRenderedPageBreak/>
         <w:br/>
-        <w:t xml:space="preserve">           return result</w:t>
-      </w:r>
-    </w:p>
-    <w:p>
-      <w:pPr>
-        <w:pStyle w:val="NoSpacing"/>
-      </w:pPr>
-    </w:p>
-    <w:p>
-      <w:pPr>
-        <w:pStyle w:val="NoSpacing"/>
-      </w:pPr>
-      <w:r>
-        <w:t>Beans -&gt; 1.85</w:t>
-      </w:r>
-      <w:r>
-        <w:br/>
-        <w:t>Corn   -&gt; 2.38</w:t>
-      </w:r>
-      <w:r>
-        <w:br/>
-        <w:t>Rice     -&gt; 1.92</w:t>
-      </w:r>
-      <w:r>
-        <w:br/>
-      </w:r>
-      <w:r>
-        <w:br/>
-        <w:t xml:space="preserve">Hash Function index=len(key)-1 </w:t>
-      </w:r>
-      <w:proofErr w:type="gramStart"/>
-      <w:r>
-        <w:t>ex :</w:t>
-      </w:r>
-      <w:proofErr w:type="gramEnd"/>
-      <w:r>
-        <w:t xml:space="preserve"> len(Beans)-1= 4</w:t>
-      </w:r>
-      <w:r>
-        <w:br/>
-      </w:r>
-      <w:r>
-        <w:t>Hash Function index=len(key)-1 ex : len(</w:t>
-      </w:r>
-      <w:r>
-        <w:t>Corn</w:t>
-      </w:r>
-      <w:r>
-        <w:t xml:space="preserve">)-1= </w:t>
-      </w:r>
-      <w:r>
-        <w:t>3</w:t>
-      </w:r>
-      <w:r>
-        <w:br/>
-      </w:r>
-      <w:r>
-        <w:t>Hash Function index=len(key)-1 ex : len(</w:t>
-      </w:r>
-      <w:r>
-        <w:t>Rice</w:t>
-      </w:r>
-      <w:r>
-        <w:t>)-1= 4</w:t>
-      </w:r>
-    </w:p>
-    <w:p>
-      <w:pPr>
-        <w:pStyle w:val="NoSpacing"/>
-      </w:pPr>
-    </w:p>
-    <w:p>
-      <w:pPr>
-        <w:pStyle w:val="NoSpacing"/>
-      </w:pPr>
-      <w:r>
-        <w:t>As collision happens take a better Hash Function</w:t>
-      </w:r>
-      <w:r>
-        <w:br/>
-        <w:t xml:space="preserve">index = </w:t>
-      </w:r>
-      <w:proofErr w:type="gramStart"/>
-      <w:r>
-        <w:t>sum(</w:t>
-      </w:r>
-      <w:proofErr w:type="gramEnd"/>
-      <w:r>
-        <w:t>ASCII value for each letter in key) % 5</w:t>
-      </w:r>
-      <w:r>
-        <w:br/>
-      </w:r>
-      <w:r>
-        <w:br/>
         <w:t>for char in key:</w:t>
       </w:r>
     </w:p>
@@ -1288,15 +1754,7 @@
         <w:pStyle w:val="NoSpacing"/>
       </w:pPr>
       <w:r>
-        <w:t xml:space="preserve">       hash+= </w:t>
-      </w:r>
-      <w:proofErr w:type="spellStart"/>
-      <w:r>
-        <w:t>ord</w:t>
-      </w:r>
-      <w:proofErr w:type="spellEnd"/>
-      <w:r>
-        <w:t>(char)</w:t>
+        <w:t xml:space="preserve">       hash+= ord(char)</w:t>
       </w:r>
       <w:r>
         <w:br/>
@@ -1379,23 +1837,7 @@
                 <w:b/>
                 <w:bCs/>
               </w:rPr>
-              <w:t>[‘Corn</w:t>
-            </w:r>
-            <w:proofErr w:type="gramStart"/>
-            <w:r>
-              <w:rPr>
-                <w:b/>
-                <w:bCs/>
-              </w:rPr>
-              <w:t>’,</w:t>
-            </w:r>
-            <w:proofErr w:type="gramEnd"/>
-            <w:r>
-              <w:rPr>
-                <w:b/>
-                <w:bCs/>
-              </w:rPr>
-              <w:t>2.38]</w:t>
+              <w:t>[‘Corn’,2.38]</w:t>
             </w:r>
             <w:r>
               <w:rPr>
@@ -1424,23 +1866,7 @@
                 <w:b/>
                 <w:bCs/>
               </w:rPr>
-              <w:t>[‘Beans</w:t>
-            </w:r>
-            <w:proofErr w:type="gramStart"/>
-            <w:r>
-              <w:rPr>
-                <w:b/>
-                <w:bCs/>
-              </w:rPr>
-              <w:t>’,</w:t>
-            </w:r>
-            <w:proofErr w:type="gramEnd"/>
-            <w:r>
-              <w:rPr>
-                <w:b/>
-                <w:bCs/>
-              </w:rPr>
-              <w:t>1.85]</w:t>
+              <w:t>[‘Beans’,1.85]</w:t>
             </w:r>
           </w:p>
         </w:tc>
@@ -1551,6 +1977,163 @@
     </w:sectPr>
   </w:body>
 </w:document>
+</file>
+
+<file path=word/numbering.xml><?xml version="1.0" encoding="utf-8"?>
+<w:numbering xmlns:wpc="http://schemas.microsoft.com/office/word/2010/wordprocessingCanvas" xmlns:cx="http://schemas.microsoft.com/office/drawing/2014/chartex" xmlns:cx1="http://schemas.microsoft.com/office/drawing/2015/9/8/chartex" xmlns:cx2="http://schemas.microsoft.com/office/drawing/2015/10/21/chartex" xmlns:cx3="http://schemas.microsoft.com/office/drawing/2016/5/9/chartex" xmlns:cx4="http://schemas.microsoft.com/office/drawing/2016/5/10/chartex" xmlns:cx5="http://schemas.microsoft.com/office/drawing/2016/5/11/chartex" xmlns:cx6="http://schemas.microsoft.com/office/drawing/2016/5/12/chartex" xmlns:cx7="http://schemas.microsoft.com/office/drawing/2016/5/13/chartex" xmlns:cx8="http://schemas.microsoft.com/office/drawing/2016/5/14/chartex" xmlns:mc="http://schemas.openxmlformats.org/markup-compatibility/2006" xmlns:aink="http://schemas.microsoft.com/office/drawing/2016/ink" xmlns:am3d="http://schemas.microsoft.com/office/drawing/2017/model3d" xmlns:o="urn:schemas-microsoft-com:office:office" xmlns:oel="http://schemas.microsoft.com/office/2019/extlst" xmlns:r="http://schemas.openxmlformats.org/officeDocument/2006/relationships" xmlns:m="http://schemas.openxmlformats.org/officeDocument/2006/math" xmlns:v="urn:schemas-microsoft-com:vml" xmlns:wp14="http://schemas.microsoft.com/office/word/2010/wordprocessingDrawing" xmlns:wp="http://schemas.openxmlformats.org/drawingml/2006/wordprocessingDrawing" xmlns:w10="urn:schemas-microsoft-com:office:word" xmlns:w="http://schemas.openxmlformats.org/wordprocessingml/2006/main" xmlns:w14="http://schemas.microsoft.com/office/word/2010/wordml" xmlns:w15="http://schemas.microsoft.com/office/word/2012/wordml" xmlns:w16cex="http://schemas.microsoft.com/office/word/2018/wordml/cex" xmlns:w16cid="http://schemas.microsoft.com/office/word/2016/wordml/cid" xmlns:w16="http://schemas.microsoft.com/office/word/2018/wordml" xmlns:w16du="http://schemas.microsoft.com/office/word/2023/wordml/word16du" xmlns:w16sdtdh="http://schemas.microsoft.com/office/word/2020/wordml/sdtdatahash" xmlns:w16sdtfl="http://schemas.microsoft.com/office/word/2024/wordml/sdtformatlock" xmlns:w16se="http://schemas.microsoft.com/office/word/2015/wordml/symex" xmlns:wpg="http://schemas.microsoft.com/office/word/2010/wordprocessingGroup" xmlns:wpi="http://schemas.microsoft.com/office/word/2010/wordprocessingInk" xmlns:wne="http://schemas.microsoft.com/office/word/2006/wordml" xmlns:wps="http://schemas.microsoft.com/office/word/2010/wordprocessingShape" mc:Ignorable="w14 w15 w16se w16cid w16 w16cex w16sdtdh w16sdtfl w16du wp14">
+  <w:abstractNum w:abstractNumId="0" w15:restartNumberingAfterBreak="0">
+    <w:nsid w:val="335E55DE"/>
+    <w:multiLevelType w:val="multilevel"/>
+    <w:tmpl w:val="F258D748"/>
+    <w:lvl w:ilvl="0">
+      <w:start w:val="1"/>
+      <w:numFmt w:val="bullet"/>
+      <w:lvlText w:val=""/>
+      <w:lvlJc w:val="left"/>
+      <w:pPr>
+        <w:tabs>
+          <w:tab w:val="num" w:pos="720"/>
+        </w:tabs>
+        <w:ind w:left="720" w:hanging="360"/>
+      </w:pPr>
+      <w:rPr>
+        <w:rFonts w:ascii="Symbol" w:hAnsi="Symbol" w:hint="default"/>
+        <w:sz w:val="20"/>
+      </w:rPr>
+    </w:lvl>
+    <w:lvl w:ilvl="1" w:tentative="1">
+      <w:start w:val="1"/>
+      <w:numFmt w:val="bullet"/>
+      <w:lvlText w:val="o"/>
+      <w:lvlJc w:val="left"/>
+      <w:pPr>
+        <w:tabs>
+          <w:tab w:val="num" w:pos="1440"/>
+        </w:tabs>
+        <w:ind w:left="1440" w:hanging="360"/>
+      </w:pPr>
+      <w:rPr>
+        <w:rFonts w:ascii="Courier New" w:hAnsi="Courier New" w:hint="default"/>
+        <w:sz w:val="20"/>
+      </w:rPr>
+    </w:lvl>
+    <w:lvl w:ilvl="2" w:tentative="1">
+      <w:start w:val="1"/>
+      <w:numFmt w:val="bullet"/>
+      <w:lvlText w:val=""/>
+      <w:lvlJc w:val="left"/>
+      <w:pPr>
+        <w:tabs>
+          <w:tab w:val="num" w:pos="2160"/>
+        </w:tabs>
+        <w:ind w:left="2160" w:hanging="360"/>
+      </w:pPr>
+      <w:rPr>
+        <w:rFonts w:ascii="Wingdings" w:hAnsi="Wingdings" w:hint="default"/>
+        <w:sz w:val="20"/>
+      </w:rPr>
+    </w:lvl>
+    <w:lvl w:ilvl="3" w:tentative="1">
+      <w:start w:val="1"/>
+      <w:numFmt w:val="bullet"/>
+      <w:lvlText w:val=""/>
+      <w:lvlJc w:val="left"/>
+      <w:pPr>
+        <w:tabs>
+          <w:tab w:val="num" w:pos="2880"/>
+        </w:tabs>
+        <w:ind w:left="2880" w:hanging="360"/>
+      </w:pPr>
+      <w:rPr>
+        <w:rFonts w:ascii="Wingdings" w:hAnsi="Wingdings" w:hint="default"/>
+        <w:sz w:val="20"/>
+      </w:rPr>
+    </w:lvl>
+    <w:lvl w:ilvl="4" w:tentative="1">
+      <w:start w:val="1"/>
+      <w:numFmt w:val="bullet"/>
+      <w:lvlText w:val=""/>
+      <w:lvlJc w:val="left"/>
+      <w:pPr>
+        <w:tabs>
+          <w:tab w:val="num" w:pos="3600"/>
+        </w:tabs>
+        <w:ind w:left="3600" w:hanging="360"/>
+      </w:pPr>
+      <w:rPr>
+        <w:rFonts w:ascii="Wingdings" w:hAnsi="Wingdings" w:hint="default"/>
+        <w:sz w:val="20"/>
+      </w:rPr>
+    </w:lvl>
+    <w:lvl w:ilvl="5" w:tentative="1">
+      <w:start w:val="1"/>
+      <w:numFmt w:val="bullet"/>
+      <w:lvlText w:val=""/>
+      <w:lvlJc w:val="left"/>
+      <w:pPr>
+        <w:tabs>
+          <w:tab w:val="num" w:pos="4320"/>
+        </w:tabs>
+        <w:ind w:left="4320" w:hanging="360"/>
+      </w:pPr>
+      <w:rPr>
+        <w:rFonts w:ascii="Wingdings" w:hAnsi="Wingdings" w:hint="default"/>
+        <w:sz w:val="20"/>
+      </w:rPr>
+    </w:lvl>
+    <w:lvl w:ilvl="6" w:tentative="1">
+      <w:start w:val="1"/>
+      <w:numFmt w:val="bullet"/>
+      <w:lvlText w:val=""/>
+      <w:lvlJc w:val="left"/>
+      <w:pPr>
+        <w:tabs>
+          <w:tab w:val="num" w:pos="5040"/>
+        </w:tabs>
+        <w:ind w:left="5040" w:hanging="360"/>
+      </w:pPr>
+      <w:rPr>
+        <w:rFonts w:ascii="Wingdings" w:hAnsi="Wingdings" w:hint="default"/>
+        <w:sz w:val="20"/>
+      </w:rPr>
+    </w:lvl>
+    <w:lvl w:ilvl="7" w:tentative="1">
+      <w:start w:val="1"/>
+      <w:numFmt w:val="bullet"/>
+      <w:lvlText w:val=""/>
+      <w:lvlJc w:val="left"/>
+      <w:pPr>
+        <w:tabs>
+          <w:tab w:val="num" w:pos="5760"/>
+        </w:tabs>
+        <w:ind w:left="5760" w:hanging="360"/>
+      </w:pPr>
+      <w:rPr>
+        <w:rFonts w:ascii="Wingdings" w:hAnsi="Wingdings" w:hint="default"/>
+        <w:sz w:val="20"/>
+      </w:rPr>
+    </w:lvl>
+    <w:lvl w:ilvl="8" w:tentative="1">
+      <w:start w:val="1"/>
+      <w:numFmt w:val="bullet"/>
+      <w:lvlText w:val=""/>
+      <w:lvlJc w:val="left"/>
+      <w:pPr>
+        <w:tabs>
+          <w:tab w:val="num" w:pos="6480"/>
+        </w:tabs>
+        <w:ind w:left="6480" w:hanging="360"/>
+      </w:pPr>
+      <w:rPr>
+        <w:rFonts w:ascii="Wingdings" w:hAnsi="Wingdings" w:hint="default"/>
+        <w:sz w:val="20"/>
+      </w:rPr>
+    </w:lvl>
+  </w:abstractNum>
+  <w:num w:numId="1" w16cid:durableId="1262688928">
+    <w:abstractNumId w:val="0"/>
+  </w:num>
+</w:numbering>
 </file>
 
 <file path=word/styles.xml><?xml version="1.0" encoding="utf-8"?>
@@ -1957,7 +2540,6 @@
   <w:style w:type="character" w:default="1" w:styleId="DefaultParagraphFont">
     <w:name w:val="Default Paragraph Font"/>
     <w:uiPriority w:val="1"/>
-    <w:semiHidden/>
     <w:unhideWhenUsed/>
   </w:style>
   <w:style w:type="table" w:default="1" w:styleId="TableNormal">
